--- a/SWI/203-Plant-Survey/MM-4034-033-OR-03-SWI-PRO-MET-203-012-Oxygen-Utilisation-and-Sparger-Performance-Survey-RevA.docx
+++ b/SWI/203-Plant-Survey/MM-4034-033-OR-03-SWI-PRO-MET-203-012-Oxygen-Utilisation-and-Sparger-Performance-Survey-RevA.docx
@@ -3601,7 +3601,7 @@
                 <w:lang w:val="en-AU" w:eastAsia="en-AU"/>
                 <w14:ligatures w14:val="none"/>
               </w:rPr>
-              <w:t xml:space="preserve">Confirm you are trained and signed off against this SWI, signed on to JSEA-PRO-MET-203-012 at a communication session, and authorised by the Shift Supervisor.</w:t>
+              <w:t xml:space="preserve">Confirm you are trained and signed off against this SWI, signed on to JSEA-PRO-MET-203-012 at a communication session, site inducted with current cyanide awareness and gas detection competency where the area requires it, and authorised by the Shift Supervisor.</w:t>
             </w:r>
           </w:p>
           <w:p>
@@ -5221,6 +5221,50 @@
                 <w14:ligatures w14:val="none"/>
               </w:rPr>
               <w:t xml:space="preserve">Notify the control room that the task is complete.</w:t>
+            </w:r>
+          </w:p>
+          <w:p>
+            <w:pPr>
+              <w:pStyle w:val="ListParagraph"/>
+              <w:spacing w:before="100" w:beforeAutospacing="1" w:after="100" w:afterAutospacing="1"/>
+              <w:ind w:left="360"/>
+              <w:rPr>
+                <w:rFonts w:eastAsia="Times New Roman" w:cs="Times New Roman"/>
+                <w:kern w:val="0"/>
+                <w:sz w:val="16"/>
+                <w:szCs w:val="16"/>
+                <w:lang w:val="en-AU" w:eastAsia="en-AU"/>
+                <w14:ligatures w14:val="none"/>
+              </w:rPr>
+            </w:pPr>
+          </w:p>
+          <w:p>
+            <w:pPr>
+              <w:pStyle w:val="ListParagraph"/>
+              <w:numPr>
+                <w:ilvl w:val="0"/>
+                <w:numId w:val="4"/>
+              </w:numPr>
+              <w:spacing w:before="100" w:beforeAutospacing="1" w:after="100" w:afterAutospacing="1"/>
+              <w:rPr>
+                <w:rFonts w:eastAsia="Times New Roman" w:cs="Times New Roman"/>
+                <w:kern w:val="0"/>
+                <w:sz w:val="16"/>
+                <w:szCs w:val="16"/>
+                <w:lang w:val="en-AU" w:eastAsia="en-AU"/>
+                <w14:ligatures w14:val="none"/>
+              </w:rPr>
+            </w:pPr>
+            <w:r>
+              <w:rPr>
+                <w:rFonts w:eastAsia="Times New Roman" w:cs="Times New Roman"/>
+                <w:kern w:val="0"/>
+                <w:sz w:val="16"/>
+                <w:szCs w:val="16"/>
+                <w:lang w:val="en-AU" w:eastAsia="en-AU"/>
+                <w14:ligatures w14:val="none"/>
+              </w:rPr>
+              <w:t xml:space="preserve">Record every value determined on the field or bench data sheet - date, time, shift and operator. Make the register or logbook entry and any handover signature.</w:t>
             </w:r>
           </w:p>
           <w:p>
